--- a/DSA_CA2_Report_Task35_Employee_Ranking_System.docx
+++ b/DSA_CA2_Report_Task35_Employee_Ranking_System.docx
@@ -542,7 +542,7 @@
         <w:spacing w:after="100" w:line="276" w:lineRule="auto"/>
       </w:pPr>
       <w:r>
-        <w:t>In enterprise human resource management (HRMS) platforms such as Workday, SAP SuccessFactors, and Oracle HCM, ranking algorithms directly determine annual compensation increments, leadership promotions, and performance bonus pools. In such systems, two requirements are non-negotiable: algorithmic stability and worst-case predictability. For instance, when two software engineers share an identical performance rating of 4.8 out of 5.0, the ranking engine must maintain their preexisting seniority order rather than arbitrarily permuting their records. Furthermore, financial audit regulations require appraisal pipelines to execute deterministically without suffering from catastrophic quadratic degradation on duplicate-dense datasets.</w:t>
+        <w:t>In enterprise human resource management (HRMS) platforms such as Workday, SAP SuccessFactors, and Oracle HCM, ranking algorithms directly determine annual compensation increments, leadership promotions, and performance bonus pools. In such systems, two requirements are non-negotiable: algorithmic stability and worst-case predictability. For instance, when two software engineers share an identical performance rating of 4.8 out of 5.0, the ranking engine must maintain their preexisting seniority order rather than arbitrarily permuting their records. Additionally, strict audit standards require appraisal pipelines to execute deterministically without suffering from catastrophic quadratic degradation on duplicate-dense datasets.</w:t>
       </w:r>
     </w:p>
     <w:p>
